--- a/chapters/06/core/AIHE-B02/supp/AIHE-EX17/docx/AIHE-EX17_template.docx
+++ b/chapters/06/core/AIHE-B02/supp/AIHE-EX17/docx/AIHE-EX17_template.docx
@@ -5,7 +5,7 @@
     <w:p>
       <w:pPr>
         <w:pStyle w:val="Title"/>
-        <w:jc w:val="center"/>
+        <w:jc w:val="centre"/>
       </w:pPr>
       <w:r>
         <w:rPr>
@@ -27,7 +27,7 @@
     </w:p>
     <w:p>
       <w:pPr>
-        <w:jc w:val="center"/>
+        <w:jc w:val="centre"/>
       </w:pPr>
       <w:r>
         <w:rPr>
@@ -41,7 +41,7 @@
       <w:tblPr>
         <w:tblStyle w:val="TableGrid"/>
         <w:tblW w:type="auto" w:w="0"/>
-        <w:jc w:val="center"/>
+        <w:jc w:val="centre"/>
         <w:tblLook w:firstColumn="1" w:firstRow="1" w:lastColumn="0" w:lastRow="0" w:noHBand="0" w:noVBand="1" w:val="04A0"/>
       </w:tblPr>
       <w:tblGrid>
@@ -52,7 +52,7 @@
         <w:tc>
           <w:tcPr>
             <w:tcW w:type="dxa" w:w="5256"/>
-            <w:vAlign w:val="center"/>
+            <w:vAlign w:val="centre"/>
             <w:shd w:fill="1F4E79"/>
           </w:tcPr>
           <w:p>
@@ -74,7 +74,7 @@
         <w:tc>
           <w:tcPr>
             <w:tcW w:type="dxa" w:w="5256"/>
-            <w:vAlign w:val="center"/>
+            <w:vAlign w:val="centre"/>
           </w:tcPr>
           <w:p>
             <w:pPr>
@@ -95,7 +95,7 @@
         <w:tc>
           <w:tcPr>
             <w:tcW w:type="dxa" w:w="5256"/>
-            <w:vAlign w:val="center"/>
+            <w:vAlign w:val="centre"/>
             <w:shd w:fill="1F4E79"/>
           </w:tcPr>
           <w:p>
@@ -117,7 +117,7 @@
         <w:tc>
           <w:tcPr>
             <w:tcW w:type="dxa" w:w="5256"/>
-            <w:vAlign w:val="center"/>
+            <w:vAlign w:val="centre"/>
           </w:tcPr>
           <w:p>
             <w:pPr>
@@ -138,7 +138,7 @@
         <w:tc>
           <w:tcPr>
             <w:tcW w:type="dxa" w:w="5256"/>
-            <w:vAlign w:val="center"/>
+            <w:vAlign w:val="centre"/>
             <w:shd w:fill="1F4E79"/>
           </w:tcPr>
           <w:p>
@@ -160,7 +160,7 @@
         <w:tc>
           <w:tcPr>
             <w:tcW w:type="dxa" w:w="5256"/>
-            <w:vAlign w:val="center"/>
+            <w:vAlign w:val="centre"/>
           </w:tcPr>
           <w:p>
             <w:pPr>
@@ -181,7 +181,7 @@
         <w:tc>
           <w:tcPr>
             <w:tcW w:type="dxa" w:w="5256"/>
-            <w:vAlign w:val="center"/>
+            <w:vAlign w:val="centre"/>
             <w:shd w:fill="1F4E79"/>
           </w:tcPr>
           <w:p>
@@ -203,7 +203,7 @@
         <w:tc>
           <w:tcPr>
             <w:tcW w:type="dxa" w:w="5256"/>
-            <w:vAlign w:val="center"/>
+            <w:vAlign w:val="centre"/>
           </w:tcPr>
           <w:p>
             <w:pPr>
@@ -265,7 +265,7 @@
       <w:tblPr>
         <w:tblStyle w:val="TableGrid"/>
         <w:tblW w:type="auto" w:w="0"/>
-        <w:jc w:val="center"/>
+        <w:jc w:val="centre"/>
         <w:tblLook w:firstColumn="1" w:firstRow="1" w:lastColumn="0" w:lastRow="0" w:noHBand="0" w:noVBand="1" w:val="04A0"/>
       </w:tblPr>
       <w:tblGrid>
@@ -281,7 +281,7 @@
         <w:tc>
           <w:tcPr>
             <w:tcW w:type="dxa" w:w="1800"/>
-            <w:vAlign w:val="center"/>
+            <w:vAlign w:val="centre"/>
             <w:shd w:fill="1F4E79"/>
           </w:tcPr>
           <w:p>
@@ -303,7 +303,7 @@
         <w:tc>
           <w:tcPr>
             <w:tcW w:type="dxa" w:w="3240"/>
-            <w:vAlign w:val="center"/>
+            <w:vAlign w:val="centre"/>
             <w:shd w:fill="1F4E79"/>
           </w:tcPr>
           <w:p>
@@ -325,7 +325,7 @@
         <w:tc>
           <w:tcPr>
             <w:tcW w:type="dxa" w:w="2880"/>
-            <w:vAlign w:val="center"/>
+            <w:vAlign w:val="centre"/>
             <w:shd w:fill="1F4E79"/>
           </w:tcPr>
           <w:p>
@@ -347,7 +347,7 @@
         <w:tc>
           <w:tcPr>
             <w:tcW w:type="dxa" w:w="2736"/>
-            <w:vAlign w:val="center"/>
+            <w:vAlign w:val="centre"/>
             <w:shd w:fill="1F4E79"/>
           </w:tcPr>
           <w:p>
@@ -371,7 +371,7 @@
         <w:tc>
           <w:tcPr>
             <w:tcW w:type="dxa" w:w="1800"/>
-            <w:vAlign w:val="center"/>
+            <w:vAlign w:val="centre"/>
           </w:tcPr>
           <w:p>
             <w:pPr>
@@ -395,7 +395,7 @@
         <w:tc>
           <w:tcPr>
             <w:tcW w:type="dxa" w:w="3240"/>
-            <w:vAlign w:val="center"/>
+            <w:vAlign w:val="centre"/>
           </w:tcPr>
           <w:p>
             <w:pPr>
@@ -414,7 +414,7 @@
         <w:tc>
           <w:tcPr>
             <w:tcW w:type="dxa" w:w="2880"/>
-            <w:vAlign w:val="center"/>
+            <w:vAlign w:val="centre"/>
           </w:tcPr>
           <w:p>
             <w:pPr>
@@ -433,7 +433,7 @@
         <w:tc>
           <w:tcPr>
             <w:tcW w:type="dxa" w:w="2736"/>
-            <w:vAlign w:val="center"/>
+            <w:vAlign w:val="centre"/>
           </w:tcPr>
           <w:p>
             <w:pPr>
@@ -454,7 +454,7 @@
         <w:tc>
           <w:tcPr>
             <w:tcW w:type="dxa" w:w="1800"/>
-            <w:vAlign w:val="center"/>
+            <w:vAlign w:val="centre"/>
             <w:shd w:fill="F3F7FA"/>
           </w:tcPr>
           <w:p>
@@ -479,7 +479,7 @@
         <w:tc>
           <w:tcPr>
             <w:tcW w:type="dxa" w:w="3240"/>
-            <w:vAlign w:val="center"/>
+            <w:vAlign w:val="centre"/>
             <w:shd w:fill="F3F7FA"/>
           </w:tcPr>
           <w:p>
@@ -499,7 +499,7 @@
         <w:tc>
           <w:tcPr>
             <w:tcW w:type="dxa" w:w="2880"/>
-            <w:vAlign w:val="center"/>
+            <w:vAlign w:val="centre"/>
             <w:shd w:fill="F3F7FA"/>
           </w:tcPr>
           <w:p>
@@ -519,7 +519,7 @@
         <w:tc>
           <w:tcPr>
             <w:tcW w:type="dxa" w:w="2736"/>
-            <w:vAlign w:val="center"/>
+            <w:vAlign w:val="centre"/>
             <w:shd w:fill="F3F7FA"/>
           </w:tcPr>
           <w:p>
@@ -541,7 +541,7 @@
         <w:tc>
           <w:tcPr>
             <w:tcW w:type="dxa" w:w="1800"/>
-            <w:vAlign w:val="center"/>
+            <w:vAlign w:val="centre"/>
           </w:tcPr>
           <w:p>
             <w:pPr>
@@ -565,7 +565,7 @@
         <w:tc>
           <w:tcPr>
             <w:tcW w:type="dxa" w:w="3240"/>
-            <w:vAlign w:val="center"/>
+            <w:vAlign w:val="centre"/>
           </w:tcPr>
           <w:p>
             <w:pPr>
@@ -584,7 +584,7 @@
         <w:tc>
           <w:tcPr>
             <w:tcW w:type="dxa" w:w="2880"/>
-            <w:vAlign w:val="center"/>
+            <w:vAlign w:val="centre"/>
           </w:tcPr>
           <w:p>
             <w:pPr>
@@ -603,7 +603,7 @@
         <w:tc>
           <w:tcPr>
             <w:tcW w:type="dxa" w:w="2736"/>
-            <w:vAlign w:val="center"/>
+            <w:vAlign w:val="centre"/>
           </w:tcPr>
           <w:p>
             <w:pPr>
@@ -624,7 +624,7 @@
         <w:tc>
           <w:tcPr>
             <w:tcW w:type="dxa" w:w="1800"/>
-            <w:vAlign w:val="center"/>
+            <w:vAlign w:val="centre"/>
             <w:shd w:fill="F3F7FA"/>
           </w:tcPr>
           <w:p>
@@ -649,7 +649,7 @@
         <w:tc>
           <w:tcPr>
             <w:tcW w:type="dxa" w:w="3240"/>
-            <w:vAlign w:val="center"/>
+            <w:vAlign w:val="centre"/>
             <w:shd w:fill="F3F7FA"/>
           </w:tcPr>
           <w:p>
@@ -669,7 +669,7 @@
         <w:tc>
           <w:tcPr>
             <w:tcW w:type="dxa" w:w="2880"/>
-            <w:vAlign w:val="center"/>
+            <w:vAlign w:val="centre"/>
             <w:shd w:fill="F3F7FA"/>
           </w:tcPr>
           <w:p>
@@ -689,7 +689,7 @@
         <w:tc>
           <w:tcPr>
             <w:tcW w:type="dxa" w:w="2736"/>
-            <w:vAlign w:val="center"/>
+            <w:vAlign w:val="centre"/>
             <w:shd w:fill="F3F7FA"/>
           </w:tcPr>
           <w:p>
@@ -711,7 +711,7 @@
         <w:tc>
           <w:tcPr>
             <w:tcW w:type="dxa" w:w="1800"/>
-            <w:vAlign w:val="center"/>
+            <w:vAlign w:val="centre"/>
           </w:tcPr>
           <w:p>
             <w:pPr>
@@ -735,7 +735,7 @@
         <w:tc>
           <w:tcPr>
             <w:tcW w:type="dxa" w:w="3240"/>
-            <w:vAlign w:val="center"/>
+            <w:vAlign w:val="centre"/>
           </w:tcPr>
           <w:p>
             <w:pPr>
@@ -754,7 +754,7 @@
         <w:tc>
           <w:tcPr>
             <w:tcW w:type="dxa" w:w="2880"/>
-            <w:vAlign w:val="center"/>
+            <w:vAlign w:val="centre"/>
           </w:tcPr>
           <w:p>
             <w:pPr>
@@ -773,7 +773,7 @@
         <w:tc>
           <w:tcPr>
             <w:tcW w:type="dxa" w:w="2736"/>
-            <w:vAlign w:val="center"/>
+            <w:vAlign w:val="centre"/>
           </w:tcPr>
           <w:p>
             <w:pPr>
@@ -794,7 +794,7 @@
         <w:tc>
           <w:tcPr>
             <w:tcW w:type="dxa" w:w="1800"/>
-            <w:vAlign w:val="center"/>
+            <w:vAlign w:val="centre"/>
             <w:shd w:fill="F3F7FA"/>
           </w:tcPr>
           <w:p>
@@ -819,7 +819,7 @@
         <w:tc>
           <w:tcPr>
             <w:tcW w:type="dxa" w:w="3240"/>
-            <w:vAlign w:val="center"/>
+            <w:vAlign w:val="centre"/>
             <w:shd w:fill="F3F7FA"/>
           </w:tcPr>
           <w:p>
@@ -839,7 +839,7 @@
         <w:tc>
           <w:tcPr>
             <w:tcW w:type="dxa" w:w="2880"/>
-            <w:vAlign w:val="center"/>
+            <w:vAlign w:val="centre"/>
             <w:shd w:fill="F3F7FA"/>
           </w:tcPr>
           <w:p>
@@ -859,7 +859,7 @@
         <w:tc>
           <w:tcPr>
             <w:tcW w:type="dxa" w:w="2736"/>
-            <w:vAlign w:val="center"/>
+            <w:vAlign w:val="centre"/>
             <w:shd w:fill="F3F7FA"/>
           </w:tcPr>
           <w:p>
@@ -881,7 +881,7 @@
         <w:tc>
           <w:tcPr>
             <w:tcW w:type="dxa" w:w="1800"/>
-            <w:vAlign w:val="center"/>
+            <w:vAlign w:val="centre"/>
           </w:tcPr>
           <w:p>
             <w:pPr>
@@ -905,7 +905,7 @@
         <w:tc>
           <w:tcPr>
             <w:tcW w:type="dxa" w:w="3240"/>
-            <w:vAlign w:val="center"/>
+            <w:vAlign w:val="centre"/>
           </w:tcPr>
           <w:p>
             <w:pPr>
@@ -924,7 +924,7 @@
         <w:tc>
           <w:tcPr>
             <w:tcW w:type="dxa" w:w="2880"/>
-            <w:vAlign w:val="center"/>
+            <w:vAlign w:val="centre"/>
           </w:tcPr>
           <w:p>
             <w:pPr>
@@ -943,7 +943,7 @@
         <w:tc>
           <w:tcPr>
             <w:tcW w:type="dxa" w:w="2736"/>
-            <w:vAlign w:val="center"/>
+            <w:vAlign w:val="centre"/>
           </w:tcPr>
           <w:p>
             <w:pPr>
@@ -964,7 +964,7 @@
         <w:tc>
           <w:tcPr>
             <w:tcW w:type="dxa" w:w="1800"/>
-            <w:vAlign w:val="center"/>
+            <w:vAlign w:val="centre"/>
             <w:shd w:fill="F3F7FA"/>
           </w:tcPr>
           <w:p>
@@ -989,7 +989,7 @@
         <w:tc>
           <w:tcPr>
             <w:tcW w:type="dxa" w:w="3240"/>
-            <w:vAlign w:val="center"/>
+            <w:vAlign w:val="centre"/>
             <w:shd w:fill="F3F7FA"/>
           </w:tcPr>
           <w:p>
@@ -1009,7 +1009,7 @@
         <w:tc>
           <w:tcPr>
             <w:tcW w:type="dxa" w:w="2880"/>
-            <w:vAlign w:val="center"/>
+            <w:vAlign w:val="centre"/>
             <w:shd w:fill="F3F7FA"/>
           </w:tcPr>
           <w:p>
@@ -1029,7 +1029,7 @@
         <w:tc>
           <w:tcPr>
             <w:tcW w:type="dxa" w:w="2736"/>
-            <w:vAlign w:val="center"/>
+            <w:vAlign w:val="centre"/>
             <w:shd w:fill="F3F7FA"/>
           </w:tcPr>
           <w:p>
@@ -1051,7 +1051,7 @@
         <w:tc>
           <w:tcPr>
             <w:tcW w:type="dxa" w:w="1800"/>
-            <w:vAlign w:val="center"/>
+            <w:vAlign w:val="centre"/>
           </w:tcPr>
           <w:p>
             <w:pPr>
@@ -1075,7 +1075,7 @@
         <w:tc>
           <w:tcPr>
             <w:tcW w:type="dxa" w:w="3240"/>
-            <w:vAlign w:val="center"/>
+            <w:vAlign w:val="centre"/>
           </w:tcPr>
           <w:p>
             <w:pPr>
@@ -1094,7 +1094,7 @@
         <w:tc>
           <w:tcPr>
             <w:tcW w:type="dxa" w:w="2880"/>
-            <w:vAlign w:val="center"/>
+            <w:vAlign w:val="centre"/>
           </w:tcPr>
           <w:p>
             <w:pPr>
@@ -1113,7 +1113,7 @@
         <w:tc>
           <w:tcPr>
             <w:tcW w:type="dxa" w:w="2736"/>
-            <w:vAlign w:val="center"/>
+            <w:vAlign w:val="centre"/>
           </w:tcPr>
           <w:p>
             <w:pPr>
@@ -1134,7 +1134,7 @@
         <w:tc>
           <w:tcPr>
             <w:tcW w:type="dxa" w:w="1800"/>
-            <w:vAlign w:val="center"/>
+            <w:vAlign w:val="centre"/>
             <w:shd w:fill="F3F7FA"/>
           </w:tcPr>
           <w:p>
@@ -1159,7 +1159,7 @@
         <w:tc>
           <w:tcPr>
             <w:tcW w:type="dxa" w:w="3240"/>
-            <w:vAlign w:val="center"/>
+            <w:vAlign w:val="centre"/>
             <w:shd w:fill="F3F7FA"/>
           </w:tcPr>
           <w:p>
@@ -1179,7 +1179,7 @@
         <w:tc>
           <w:tcPr>
             <w:tcW w:type="dxa" w:w="2880"/>
-            <w:vAlign w:val="center"/>
+            <w:vAlign w:val="centre"/>
             <w:shd w:fill="F3F7FA"/>
           </w:tcPr>
           <w:p>
@@ -1199,7 +1199,7 @@
         <w:tc>
           <w:tcPr>
             <w:tcW w:type="dxa" w:w="2736"/>
-            <w:vAlign w:val="center"/>
+            <w:vAlign w:val="centre"/>
             <w:shd w:fill="F3F7FA"/>
           </w:tcPr>
           <w:p>
@@ -1221,7 +1221,7 @@
         <w:tc>
           <w:tcPr>
             <w:tcW w:type="dxa" w:w="1800"/>
-            <w:vAlign w:val="center"/>
+            <w:vAlign w:val="centre"/>
           </w:tcPr>
           <w:p>
             <w:pPr>
@@ -1245,7 +1245,7 @@
         <w:tc>
           <w:tcPr>
             <w:tcW w:type="dxa" w:w="3240"/>
-            <w:vAlign w:val="center"/>
+            <w:vAlign w:val="centre"/>
           </w:tcPr>
           <w:p>
             <w:pPr>
@@ -1264,7 +1264,7 @@
         <w:tc>
           <w:tcPr>
             <w:tcW w:type="dxa" w:w="2880"/>
-            <w:vAlign w:val="center"/>
+            <w:vAlign w:val="centre"/>
           </w:tcPr>
           <w:p>
             <w:pPr>
@@ -1283,7 +1283,7 @@
         <w:tc>
           <w:tcPr>
             <w:tcW w:type="dxa" w:w="2736"/>
-            <w:vAlign w:val="center"/>
+            <w:vAlign w:val="centre"/>
           </w:tcPr>
           <w:p>
             <w:pPr>
@@ -1319,7 +1319,7 @@
       <w:tblPr>
         <w:tblStyle w:val="TableGrid"/>
         <w:tblW w:type="auto" w:w="0"/>
-        <w:jc w:val="center"/>
+        <w:jc w:val="centre"/>
         <w:tblLook w:firstColumn="1" w:firstRow="1" w:lastColumn="0" w:lastRow="0" w:noHBand="0" w:noVBand="1" w:val="04A0"/>
       </w:tblPr>
       <w:tblGrid>
@@ -1340,7 +1340,7 @@
         <w:tc>
           <w:tcPr>
             <w:tcW w:type="dxa" w:w="1152"/>
-            <w:vAlign w:val="center"/>
+            <w:vAlign w:val="centre"/>
             <w:shd w:fill="1F4E79"/>
           </w:tcPr>
           <w:p>
@@ -1362,7 +1362,7 @@
         <w:tc>
           <w:tcPr>
             <w:tcW w:type="dxa" w:w="1224"/>
-            <w:vAlign w:val="center"/>
+            <w:vAlign w:val="centre"/>
             <w:shd w:fill="1F4E79"/>
           </w:tcPr>
           <w:p>
@@ -1384,7 +1384,7 @@
         <w:tc>
           <w:tcPr>
             <w:tcW w:type="dxa" w:w="936"/>
-            <w:vAlign w:val="center"/>
+            <w:vAlign w:val="centre"/>
             <w:shd w:fill="1F4E79"/>
           </w:tcPr>
           <w:p>
@@ -1406,7 +1406,7 @@
         <w:tc>
           <w:tcPr>
             <w:tcW w:type="dxa" w:w="1224"/>
-            <w:vAlign w:val="center"/>
+            <w:vAlign w:val="centre"/>
             <w:shd w:fill="1F4E79"/>
           </w:tcPr>
           <w:p>
@@ -1428,7 +1428,7 @@
         <w:tc>
           <w:tcPr>
             <w:tcW w:type="dxa" w:w="1224"/>
-            <w:vAlign w:val="center"/>
+            <w:vAlign w:val="centre"/>
             <w:shd w:fill="1F4E79"/>
           </w:tcPr>
           <w:p>
@@ -1450,7 +1450,7 @@
         <w:tc>
           <w:tcPr>
             <w:tcW w:type="dxa" w:w="1296"/>
-            <w:vAlign w:val="center"/>
+            <w:vAlign w:val="centre"/>
             <w:shd w:fill="1F4E79"/>
           </w:tcPr>
           <w:p>
@@ -1472,7 +1472,7 @@
         <w:tc>
           <w:tcPr>
             <w:tcW w:type="dxa" w:w="1656"/>
-            <w:vAlign w:val="center"/>
+            <w:vAlign w:val="centre"/>
             <w:shd w:fill="1F4E79"/>
           </w:tcPr>
           <w:p>
@@ -1494,7 +1494,7 @@
         <w:tc>
           <w:tcPr>
             <w:tcW w:type="dxa" w:w="1224"/>
-            <w:vAlign w:val="center"/>
+            <w:vAlign w:val="centre"/>
             <w:shd w:fill="1F4E79"/>
           </w:tcPr>
           <w:p>
@@ -1516,7 +1516,7 @@
         <w:tc>
           <w:tcPr>
             <w:tcW w:type="dxa" w:w="1584"/>
-            <w:vAlign w:val="center"/>
+            <w:vAlign w:val="centre"/>
             <w:shd w:fill="1F4E79"/>
           </w:tcPr>
           <w:p>
@@ -1540,7 +1540,7 @@
         <w:tc>
           <w:tcPr>
             <w:tcW w:type="dxa" w:w="1152"/>
-            <w:vAlign w:val="center"/>
+            <w:vAlign w:val="centre"/>
           </w:tcPr>
           <w:p>
             <w:pPr>
@@ -1564,7 +1564,7 @@
         <w:tc>
           <w:tcPr>
             <w:tcW w:type="dxa" w:w="1224"/>
-            <w:vAlign w:val="center"/>
+            <w:vAlign w:val="centre"/>
           </w:tcPr>
           <w:p>
             <w:pPr>
@@ -1583,7 +1583,7 @@
         <w:tc>
           <w:tcPr>
             <w:tcW w:type="dxa" w:w="936"/>
-            <w:vAlign w:val="center"/>
+            <w:vAlign w:val="centre"/>
           </w:tcPr>
           <w:p>
             <w:pPr>
@@ -1602,7 +1602,7 @@
         <w:tc>
           <w:tcPr>
             <w:tcW w:type="dxa" w:w="1224"/>
-            <w:vAlign w:val="center"/>
+            <w:vAlign w:val="centre"/>
           </w:tcPr>
           <w:p>
             <w:pPr>
@@ -1621,7 +1621,7 @@
         <w:tc>
           <w:tcPr>
             <w:tcW w:type="dxa" w:w="1224"/>
-            <w:vAlign w:val="center"/>
+            <w:vAlign w:val="centre"/>
           </w:tcPr>
           <w:p>
             <w:pPr>
@@ -1640,7 +1640,7 @@
         <w:tc>
           <w:tcPr>
             <w:tcW w:type="dxa" w:w="1296"/>
-            <w:vAlign w:val="center"/>
+            <w:vAlign w:val="centre"/>
           </w:tcPr>
           <w:p>
             <w:pPr>
@@ -1659,7 +1659,7 @@
         <w:tc>
           <w:tcPr>
             <w:tcW w:type="dxa" w:w="1656"/>
-            <w:vAlign w:val="center"/>
+            <w:vAlign w:val="centre"/>
           </w:tcPr>
           <w:p>
             <w:pPr>
@@ -1678,7 +1678,7 @@
         <w:tc>
           <w:tcPr>
             <w:tcW w:type="dxa" w:w="1224"/>
-            <w:vAlign w:val="center"/>
+            <w:vAlign w:val="centre"/>
           </w:tcPr>
           <w:p>
             <w:pPr>
@@ -1697,7 +1697,7 @@
         <w:tc>
           <w:tcPr>
             <w:tcW w:type="dxa" w:w="1584"/>
-            <w:vAlign w:val="center"/>
+            <w:vAlign w:val="centre"/>
           </w:tcPr>
           <w:p>
             <w:pPr>
@@ -1718,7 +1718,7 @@
         <w:tc>
           <w:tcPr>
             <w:tcW w:type="dxa" w:w="1152"/>
-            <w:vAlign w:val="center"/>
+            <w:vAlign w:val="centre"/>
             <w:shd w:fill="F3F7FA"/>
           </w:tcPr>
           <w:p>
@@ -1743,7 +1743,7 @@
         <w:tc>
           <w:tcPr>
             <w:tcW w:type="dxa" w:w="1224"/>
-            <w:vAlign w:val="center"/>
+            <w:vAlign w:val="centre"/>
             <w:shd w:fill="F3F7FA"/>
           </w:tcPr>
           <w:p>
@@ -1763,7 +1763,7 @@
         <w:tc>
           <w:tcPr>
             <w:tcW w:type="dxa" w:w="936"/>
-            <w:vAlign w:val="center"/>
+            <w:vAlign w:val="centre"/>
             <w:shd w:fill="F3F7FA"/>
           </w:tcPr>
           <w:p>
@@ -1783,7 +1783,7 @@
         <w:tc>
           <w:tcPr>
             <w:tcW w:type="dxa" w:w="1224"/>
-            <w:vAlign w:val="center"/>
+            <w:vAlign w:val="centre"/>
             <w:shd w:fill="F3F7FA"/>
           </w:tcPr>
           <w:p>
@@ -1803,7 +1803,7 @@
         <w:tc>
           <w:tcPr>
             <w:tcW w:type="dxa" w:w="1224"/>
-            <w:vAlign w:val="center"/>
+            <w:vAlign w:val="centre"/>
             <w:shd w:fill="F3F7FA"/>
           </w:tcPr>
           <w:p>
@@ -1823,7 +1823,7 @@
         <w:tc>
           <w:tcPr>
             <w:tcW w:type="dxa" w:w="1296"/>
-            <w:vAlign w:val="center"/>
+            <w:vAlign w:val="centre"/>
             <w:shd w:fill="F3F7FA"/>
           </w:tcPr>
           <w:p>
@@ -1843,7 +1843,7 @@
         <w:tc>
           <w:tcPr>
             <w:tcW w:type="dxa" w:w="1656"/>
-            <w:vAlign w:val="center"/>
+            <w:vAlign w:val="centre"/>
             <w:shd w:fill="F3F7FA"/>
           </w:tcPr>
           <w:p>
@@ -1863,7 +1863,7 @@
         <w:tc>
           <w:tcPr>
             <w:tcW w:type="dxa" w:w="1224"/>
-            <w:vAlign w:val="center"/>
+            <w:vAlign w:val="centre"/>
             <w:shd w:fill="F3F7FA"/>
           </w:tcPr>
           <w:p>
@@ -1883,7 +1883,7 @@
         <w:tc>
           <w:tcPr>
             <w:tcW w:type="dxa" w:w="1584"/>
-            <w:vAlign w:val="center"/>
+            <w:vAlign w:val="centre"/>
             <w:shd w:fill="F3F7FA"/>
           </w:tcPr>
           <w:p>
@@ -1905,7 +1905,7 @@
         <w:tc>
           <w:tcPr>
             <w:tcW w:type="dxa" w:w="1152"/>
-            <w:vAlign w:val="center"/>
+            <w:vAlign w:val="centre"/>
           </w:tcPr>
           <w:p>
             <w:pPr>
@@ -1929,7 +1929,7 @@
         <w:tc>
           <w:tcPr>
             <w:tcW w:type="dxa" w:w="1224"/>
-            <w:vAlign w:val="center"/>
+            <w:vAlign w:val="centre"/>
           </w:tcPr>
           <w:p>
             <w:pPr>
@@ -1948,7 +1948,7 @@
         <w:tc>
           <w:tcPr>
             <w:tcW w:type="dxa" w:w="936"/>
-            <w:vAlign w:val="center"/>
+            <w:vAlign w:val="centre"/>
           </w:tcPr>
           <w:p>
             <w:pPr>
@@ -1967,7 +1967,7 @@
         <w:tc>
           <w:tcPr>
             <w:tcW w:type="dxa" w:w="1224"/>
-            <w:vAlign w:val="center"/>
+            <w:vAlign w:val="centre"/>
           </w:tcPr>
           <w:p>
             <w:pPr>
@@ -1986,7 +1986,7 @@
         <w:tc>
           <w:tcPr>
             <w:tcW w:type="dxa" w:w="1224"/>
-            <w:vAlign w:val="center"/>
+            <w:vAlign w:val="centre"/>
           </w:tcPr>
           <w:p>
             <w:pPr>
@@ -2005,7 +2005,7 @@
         <w:tc>
           <w:tcPr>
             <w:tcW w:type="dxa" w:w="1296"/>
-            <w:vAlign w:val="center"/>
+            <w:vAlign w:val="centre"/>
           </w:tcPr>
           <w:p>
             <w:pPr>
@@ -2024,7 +2024,7 @@
         <w:tc>
           <w:tcPr>
             <w:tcW w:type="dxa" w:w="1656"/>
-            <w:vAlign w:val="center"/>
+            <w:vAlign w:val="centre"/>
           </w:tcPr>
           <w:p>
             <w:pPr>
@@ -2043,7 +2043,7 @@
         <w:tc>
           <w:tcPr>
             <w:tcW w:type="dxa" w:w="1224"/>
-            <w:vAlign w:val="center"/>
+            <w:vAlign w:val="centre"/>
           </w:tcPr>
           <w:p>
             <w:pPr>
@@ -2062,7 +2062,7 @@
         <w:tc>
           <w:tcPr>
             <w:tcW w:type="dxa" w:w="1584"/>
-            <w:vAlign w:val="center"/>
+            <w:vAlign w:val="centre"/>
           </w:tcPr>
           <w:p>
             <w:pPr>
@@ -2098,7 +2098,7 @@
       <w:tblPr>
         <w:tblStyle w:val="TableGrid"/>
         <w:tblW w:type="auto" w:w="0"/>
-        <w:jc w:val="center"/>
+        <w:jc w:val="centre"/>
         <w:tblLook w:firstColumn="1" w:firstRow="1" w:lastColumn="0" w:lastRow="0" w:noHBand="0" w:noVBand="1" w:val="04A0"/>
       </w:tblPr>
       <w:tblGrid>
@@ -2112,7 +2112,7 @@
         <w:tc>
           <w:tcPr>
             <w:tcW w:type="dxa" w:w="2880"/>
-            <w:vAlign w:val="center"/>
+            <w:vAlign w:val="centre"/>
             <w:shd w:fill="1F4E79"/>
           </w:tcPr>
           <w:p>
@@ -2134,7 +2134,7 @@
         <w:tc>
           <w:tcPr>
             <w:tcW w:type="dxa" w:w="7920"/>
-            <w:vAlign w:val="center"/>
+            <w:vAlign w:val="centre"/>
             <w:shd w:fill="1F4E79"/>
           </w:tcPr>
           <w:p>
@@ -2158,7 +2158,7 @@
         <w:tc>
           <w:tcPr>
             <w:tcW w:type="dxa" w:w="2880"/>
-            <w:vAlign w:val="center"/>
+            <w:vAlign w:val="centre"/>
           </w:tcPr>
           <w:p>
             <w:pPr>
@@ -2182,7 +2182,7 @@
         <w:tc>
           <w:tcPr>
             <w:tcW w:type="dxa" w:w="7920"/>
-            <w:vAlign w:val="center"/>
+            <w:vAlign w:val="centre"/>
           </w:tcPr>
           <w:p>
             <w:pPr>
@@ -2203,7 +2203,7 @@
         <w:tc>
           <w:tcPr>
             <w:tcW w:type="dxa" w:w="2880"/>
-            <w:vAlign w:val="center"/>
+            <w:vAlign w:val="centre"/>
             <w:shd w:fill="F3F7FA"/>
           </w:tcPr>
           <w:p>
@@ -2228,7 +2228,7 @@
         <w:tc>
           <w:tcPr>
             <w:tcW w:type="dxa" w:w="7920"/>
-            <w:vAlign w:val="center"/>
+            <w:vAlign w:val="centre"/>
             <w:shd w:fill="F3F7FA"/>
           </w:tcPr>
           <w:p>
@@ -2250,7 +2250,7 @@
         <w:tc>
           <w:tcPr>
             <w:tcW w:type="dxa" w:w="2880"/>
-            <w:vAlign w:val="center"/>
+            <w:vAlign w:val="centre"/>
           </w:tcPr>
           <w:p>
             <w:pPr>
@@ -2274,7 +2274,7 @@
         <w:tc>
           <w:tcPr>
             <w:tcW w:type="dxa" w:w="7920"/>
-            <w:vAlign w:val="center"/>
+            <w:vAlign w:val="centre"/>
           </w:tcPr>
           <w:p>
             <w:pPr>
@@ -2295,7 +2295,7 @@
         <w:tc>
           <w:tcPr>
             <w:tcW w:type="dxa" w:w="2880"/>
-            <w:vAlign w:val="center"/>
+            <w:vAlign w:val="centre"/>
             <w:shd w:fill="F3F7FA"/>
           </w:tcPr>
           <w:p>
@@ -2320,7 +2320,7 @@
         <w:tc>
           <w:tcPr>
             <w:tcW w:type="dxa" w:w="7920"/>
-            <w:vAlign w:val="center"/>
+            <w:vAlign w:val="centre"/>
             <w:shd w:fill="F3F7FA"/>
           </w:tcPr>
           <w:p>
@@ -2357,7 +2357,7 @@
       <w:tblPr>
         <w:tblStyle w:val="TableGrid"/>
         <w:tblW w:type="auto" w:w="0"/>
-        <w:jc w:val="center"/>
+        <w:jc w:val="centre"/>
         <w:tblLook w:firstColumn="1" w:firstRow="1" w:lastColumn="0" w:lastRow="0" w:noHBand="0" w:noVBand="1" w:val="04A0"/>
       </w:tblPr>
       <w:tblGrid>
@@ -2372,7 +2372,7 @@
         <w:tc>
           <w:tcPr>
             <w:tcW w:type="dxa" w:w="2088"/>
-            <w:vAlign w:val="center"/>
+            <w:vAlign w:val="centre"/>
             <w:shd w:fill="1F4E79"/>
           </w:tcPr>
           <w:p>
@@ -2394,7 +2394,7 @@
         <w:tc>
           <w:tcPr>
             <w:tcW w:type="dxa" w:w="4464"/>
-            <w:vAlign w:val="center"/>
+            <w:vAlign w:val="centre"/>
             <w:shd w:fill="1F4E79"/>
           </w:tcPr>
           <w:p>
@@ -2416,7 +2416,7 @@
         <w:tc>
           <w:tcPr>
             <w:tcW w:type="dxa" w:w="3456"/>
-            <w:vAlign w:val="center"/>
+            <w:vAlign w:val="centre"/>
             <w:shd w:fill="1F4E79"/>
           </w:tcPr>
           <w:p>
@@ -2440,7 +2440,7 @@
         <w:tc>
           <w:tcPr>
             <w:tcW w:type="dxa" w:w="2088"/>
-            <w:vAlign w:val="center"/>
+            <w:vAlign w:val="centre"/>
           </w:tcPr>
           <w:p>
             <w:pPr>
@@ -2464,7 +2464,7 @@
         <w:tc>
           <w:tcPr>
             <w:tcW w:type="dxa" w:w="4464"/>
-            <w:vAlign w:val="center"/>
+            <w:vAlign w:val="centre"/>
           </w:tcPr>
           <w:p>
             <w:pPr>
@@ -2484,7 +2484,7 @@
         <w:tc>
           <w:tcPr>
             <w:tcW w:type="dxa" w:w="3456"/>
-            <w:vAlign w:val="center"/>
+            <w:vAlign w:val="centre"/>
           </w:tcPr>
           <w:p>
             <w:pPr>
@@ -2505,7 +2505,7 @@
         <w:tc>
           <w:tcPr>
             <w:tcW w:type="dxa" w:w="2088"/>
-            <w:vAlign w:val="center"/>
+            <w:vAlign w:val="centre"/>
             <w:shd w:fill="F3F7FA"/>
           </w:tcPr>
           <w:p>
@@ -2530,7 +2530,7 @@
         <w:tc>
           <w:tcPr>
             <w:tcW w:type="dxa" w:w="4464"/>
-            <w:vAlign w:val="center"/>
+            <w:vAlign w:val="centre"/>
             <w:shd w:fill="F3F7FA"/>
           </w:tcPr>
           <w:p>
@@ -2551,7 +2551,7 @@
         <w:tc>
           <w:tcPr>
             <w:tcW w:type="dxa" w:w="3456"/>
-            <w:vAlign w:val="center"/>
+            <w:vAlign w:val="centre"/>
             <w:shd w:fill="F3F7FA"/>
           </w:tcPr>
           <w:p>
@@ -2573,7 +2573,7 @@
         <w:tc>
           <w:tcPr>
             <w:tcW w:type="dxa" w:w="2088"/>
-            <w:vAlign w:val="center"/>
+            <w:vAlign w:val="centre"/>
           </w:tcPr>
           <w:p>
             <w:pPr>
@@ -2597,7 +2597,7 @@
         <w:tc>
           <w:tcPr>
             <w:tcW w:type="dxa" w:w="4464"/>
-            <w:vAlign w:val="center"/>
+            <w:vAlign w:val="centre"/>
           </w:tcPr>
           <w:p>
             <w:pPr>
@@ -2617,7 +2617,7 @@
         <w:tc>
           <w:tcPr>
             <w:tcW w:type="dxa" w:w="3456"/>
-            <w:vAlign w:val="center"/>
+            <w:vAlign w:val="centre"/>
           </w:tcPr>
           <w:p>
             <w:pPr>
@@ -2638,7 +2638,7 @@
         <w:tc>
           <w:tcPr>
             <w:tcW w:type="dxa" w:w="2088"/>
-            <w:vAlign w:val="center"/>
+            <w:vAlign w:val="centre"/>
             <w:shd w:fill="F3F7FA"/>
           </w:tcPr>
           <w:p>
@@ -2663,7 +2663,7 @@
         <w:tc>
           <w:tcPr>
             <w:tcW w:type="dxa" w:w="4464"/>
-            <w:vAlign w:val="center"/>
+            <w:vAlign w:val="centre"/>
             <w:shd w:fill="F3F7FA"/>
           </w:tcPr>
           <w:p>
@@ -2684,7 +2684,7 @@
         <w:tc>
           <w:tcPr>
             <w:tcW w:type="dxa" w:w="3456"/>
-            <w:vAlign w:val="center"/>
+            <w:vAlign w:val="centre"/>
             <w:shd w:fill="F3F7FA"/>
           </w:tcPr>
           <w:p>
@@ -2706,7 +2706,7 @@
         <w:tc>
           <w:tcPr>
             <w:tcW w:type="dxa" w:w="2088"/>
-            <w:vAlign w:val="center"/>
+            <w:vAlign w:val="centre"/>
           </w:tcPr>
           <w:p>
             <w:pPr>
@@ -2730,7 +2730,7 @@
         <w:tc>
           <w:tcPr>
             <w:tcW w:type="dxa" w:w="4464"/>
-            <w:vAlign w:val="center"/>
+            <w:vAlign w:val="centre"/>
           </w:tcPr>
           <w:p>
             <w:pPr>
@@ -2750,7 +2750,7 @@
         <w:tc>
           <w:tcPr>
             <w:tcW w:type="dxa" w:w="3456"/>
-            <w:vAlign w:val="center"/>
+            <w:vAlign w:val="centre"/>
           </w:tcPr>
           <w:p>
             <w:pPr>
@@ -2771,7 +2771,7 @@
         <w:tc>
           <w:tcPr>
             <w:tcW w:type="dxa" w:w="2088"/>
-            <w:vAlign w:val="center"/>
+            <w:vAlign w:val="centre"/>
             <w:shd w:fill="F3F7FA"/>
           </w:tcPr>
           <w:p>
@@ -2796,7 +2796,7 @@
         <w:tc>
           <w:tcPr>
             <w:tcW w:type="dxa" w:w="4464"/>
-            <w:vAlign w:val="center"/>
+            <w:vAlign w:val="centre"/>
             <w:shd w:fill="F3F7FA"/>
           </w:tcPr>
           <w:p>
@@ -2817,7 +2817,7 @@
         <w:tc>
           <w:tcPr>
             <w:tcW w:type="dxa" w:w="3456"/>
-            <w:vAlign w:val="center"/>
+            <w:vAlign w:val="centre"/>
             <w:shd w:fill="F3F7FA"/>
           </w:tcPr>
           <w:p>
@@ -2862,15 +2862,14 @@
   <w:p>
     <w:pPr>
       <w:pStyle w:val="Footer"/>
-      <w:jc w:val="center"/>
+      <w:jc w:val="centre"/>
     </w:pPr>
     <w:r>
       <w:rPr>
-        <w:rFonts w:ascii="Arial" w:hAnsi="Arial"/>
-        <w:color w:val="666666"/>
-        <w:sz w:val="16"/>
-      </w:rPr>
-      <w:t>AI and Healthcare Economics Companion Resource | Version 6.0.0</w:t>
+        <w:color w:val="5F5A5B"/>
+        <w:sz w:val="15"/>
+      </w:rPr>
+      <w:t>Muthana Zouri · Carmen Marinela Cumpăt · Grigore T. Popa University of Medicine and Pharmacy Publishing House · 2026</w:t>
     </w:r>
   </w:p>
 </w:ftr>
@@ -2901,7 +2900,25 @@
   <w:p>
     <w:pPr>
       <w:pStyle w:val="Header"/>
+      <w:jc w:val="centre"/>
     </w:pPr>
+    <w:r/>
+    <w:r>
+      <w:rPr>
+        <w:rFonts w:ascii="Georgia" w:hAnsi="Georgia"/>
+        <w:b/>
+        <w:color w:val="7B1734"/>
+        <w:sz w:val="17"/>
+      </w:rPr>
+      <w:t>Artificial Intelligence and Healthcare Economics</w:t>
+    </w:r>
+    <w:r>
+      <w:rPr>
+        <w:color w:val="5F5A5B"/>
+        <w:sz w:val="16"/>
+      </w:rPr>
+      <w:t xml:space="preserve"> · Digital Resource Companion · V1.0</w:t>
+    </w:r>
   </w:p>
 </w:hdr>
 </file>
@@ -3306,7 +3323,7 @@
     <w:rsid w:val="00E618BF"/>
     <w:pPr>
       <w:tabs>
-        <w:tab w:val="center" w:pos="4680"/>
+        <w:tab w:val="centre" w:pos="4680"/>
         <w:tab w:val="right" w:pos="9360"/>
       </w:tabs>
       <w:spacing w:after="0" w:line="240" w:lineRule="auto"/>
@@ -3328,7 +3345,7 @@
     <w:rsid w:val="00E618BF"/>
     <w:pPr>
       <w:tabs>
-        <w:tab w:val="center" w:pos="4680"/>
+        <w:tab w:val="centre" w:pos="4680"/>
         <w:tab w:val="right" w:pos="9360"/>
       </w:tabs>
       <w:spacing w:after="0" w:line="240" w:lineRule="auto"/>
